--- a/Fase 2/Evidencias Proyecto/Evidencias de documentación/1.2 Acta de constitución.docx
+++ b/Fase 2/Evidencias Proyecto/Evidencias de documentación/1.2 Acta de constitución.docx
@@ -41,7 +41,7 @@
           <w:pgNumType w:start="1"/>
         </w:sectPr>
       </w:pPr>
-      <w:bookmarkStart w:colFirst="0" w:colLast="0" w:name="_9pkfxl3e5ow8" w:id="0"/>
+      <w:bookmarkStart w:colFirst="0" w:colLast="0" w:name="_sv223l1ueblj" w:id="0"/>
       <w:bookmarkEnd w:id="0"/>
       <w:r>
         <w:rPr>
@@ -758,7 +758,7 @@
                 <w:bCs w:val="1"/>
                 <w:rtl w:val="0"/>
               </w:rPr>
-              <w:t xml:space="preserve">Fecha</w:t>
+              <w:t xml:space="preserve">Fecha de inicio</w:t>
             </w:r>
           </w:p>
         </w:tc>
@@ -884,7 +884,7 @@
     </w:p>
     <w:sdt>
       <w:sdtPr>
-        <w:id w:val="1785504302"/>
+        <w:id w:val="-728998736"/>
         <w:docPartObj>
           <w:docPartGallery w:val="Table of Contents"/>
           <w:docPartUnique w:val="1"/>
@@ -2456,6 +2456,7 @@
     <w:p>
       <w:pPr>
         <w:pStyle w:val="Heading1"/>
+        <w:pageBreakBefore w:val="1"/>
         <w:spacing w:after="0" w:before="0" w:line="360" w:lineRule="auto"/>
         <w:rPr/>
       </w:pPr>
@@ -2480,6 +2481,210 @@
           <w:rtl w:val="0"/>
         </w:rPr>
         <w:t xml:space="preserve">a</w:t>
+      </w:r>
+    </w:p>
+    <w:tbl>
+      <w:tblPr>
+        <w:tblStyle w:val="Table2"/>
+        <w:tblW w:w="9029.0" w:type="dxa"/>
+        <w:jc w:val="left"/>
+        <w:tblBorders>
+          <w:top w:color="000000" w:space="0" w:sz="8" w:val="single"/>
+          <w:left w:color="000000" w:space="0" w:sz="8" w:val="single"/>
+          <w:bottom w:color="000000" w:space="0" w:sz="8" w:val="single"/>
+          <w:right w:color="000000" w:space="0" w:sz="8" w:val="single"/>
+          <w:insideH w:color="000000" w:space="0" w:sz="8" w:val="single"/>
+          <w:insideV w:color="000000" w:space="0" w:sz="8" w:val="single"/>
+        </w:tblBorders>
+        <w:tblLayout w:type="fixed"/>
+        <w:tblLook w:val="0600"/>
+      </w:tblPr>
+      <w:tblGrid>
+        <w:gridCol w:w="4514.5"/>
+        <w:gridCol w:w="4514.5"/>
+        <w:tblGridChange w:id="0">
+          <w:tblGrid>
+            <w:gridCol w:w="4514.5"/>
+            <w:gridCol w:w="4514.5"/>
+          </w:tblGrid>
+        </w:tblGridChange>
+      </w:tblGrid>
+      <w:tr>
+        <w:trPr>
+          <w:cantSplit w:val="0"/>
+          <w:tblHeader w:val="0"/>
+        </w:trPr>
+        <w:tc>
+          <w:tcPr/>
+          <w:p>
+            <w:pPr>
+              <w:widowControl w:val="0"/>
+              <w:spacing w:before="0" w:line="240" w:lineRule="auto"/>
+              <w:jc w:val="center"/>
+              <w:rPr>
+                <w:b w:val="1"/>
+                <w:bCs w:val="1"/>
+              </w:rPr>
+            </w:pPr>
+            <w:r>
+              <w:rPr>
+                <w:b w:val="1"/>
+                <w:bCs w:val="1"/>
+                <w:rtl w:val="0"/>
+              </w:rPr>
+              <w:t xml:space="preserve">Nombre</w:t>
+            </w:r>
+          </w:p>
+        </w:tc>
+        <w:tc>
+          <w:tcPr/>
+          <w:p>
+            <w:pPr>
+              <w:widowControl w:val="0"/>
+              <w:spacing w:before="0" w:line="240" w:lineRule="auto"/>
+              <w:jc w:val="center"/>
+              <w:rPr>
+                <w:b w:val="1"/>
+                <w:bCs w:val="1"/>
+              </w:rPr>
+            </w:pPr>
+            <w:r>
+              <w:rPr>
+                <w:b w:val="1"/>
+                <w:bCs w:val="1"/>
+                <w:rtl w:val="0"/>
+              </w:rPr>
+              <w:t xml:space="preserve">Firma</w:t>
+            </w:r>
+          </w:p>
+        </w:tc>
+      </w:tr>
+      <w:tr>
+        <w:trPr>
+          <w:cantSplit w:val="0"/>
+          <w:trHeight w:val="1155" w:hRule="atLeast"/>
+          <w:tblHeader w:val="0"/>
+        </w:trPr>
+        <w:tc>
+          <w:tcPr/>
+          <w:p>
+            <w:pPr>
+              <w:widowControl w:val="0"/>
+              <w:spacing w:before="0" w:line="240" w:lineRule="auto"/>
+              <w:jc w:val="left"/>
+              <w:rPr/>
+            </w:pPr>
+            <w:r>
+              <w:rPr>
+                <w:rtl w:val="0"/>
+              </w:rPr>
+            </w:r>
+          </w:p>
+        </w:tc>
+        <w:tc>
+          <w:tcPr/>
+          <w:p>
+            <w:pPr>
+              <w:widowControl w:val="0"/>
+              <w:spacing w:before="0" w:line="240" w:lineRule="auto"/>
+              <w:jc w:val="left"/>
+              <w:rPr/>
+            </w:pPr>
+            <w:r>
+              <w:rPr>
+                <w:rtl w:val="0"/>
+              </w:rPr>
+            </w:r>
+          </w:p>
+        </w:tc>
+      </w:tr>
+      <w:tr>
+        <w:trPr>
+          <w:cantSplit w:val="0"/>
+          <w:trHeight w:val="1035" w:hRule="atLeast"/>
+          <w:tblHeader w:val="0"/>
+        </w:trPr>
+        <w:tc>
+          <w:tcPr/>
+          <w:p>
+            <w:pPr>
+              <w:widowControl w:val="0"/>
+              <w:spacing w:before="0" w:line="240" w:lineRule="auto"/>
+              <w:jc w:val="left"/>
+              <w:rPr/>
+            </w:pPr>
+            <w:r>
+              <w:rPr>
+                <w:rtl w:val="0"/>
+              </w:rPr>
+            </w:r>
+          </w:p>
+        </w:tc>
+        <w:tc>
+          <w:tcPr/>
+          <w:p>
+            <w:pPr>
+              <w:widowControl w:val="0"/>
+              <w:spacing w:before="0" w:line="240" w:lineRule="auto"/>
+              <w:jc w:val="left"/>
+              <w:rPr/>
+            </w:pPr>
+            <w:r>
+              <w:rPr>
+                <w:rtl w:val="0"/>
+              </w:rPr>
+            </w:r>
+          </w:p>
+        </w:tc>
+      </w:tr>
+      <w:tr>
+        <w:trPr>
+          <w:cantSplit w:val="0"/>
+          <w:trHeight w:val="1230" w:hRule="atLeast"/>
+          <w:tblHeader w:val="0"/>
+        </w:trPr>
+        <w:tc>
+          <w:tcPr/>
+          <w:p>
+            <w:pPr>
+              <w:widowControl w:val="0"/>
+              <w:spacing w:before="0" w:line="240" w:lineRule="auto"/>
+              <w:jc w:val="left"/>
+              <w:rPr/>
+            </w:pPr>
+            <w:r>
+              <w:rPr>
+                <w:rtl w:val="0"/>
+              </w:rPr>
+            </w:r>
+          </w:p>
+        </w:tc>
+        <w:tc>
+          <w:tcPr/>
+          <w:p>
+            <w:pPr>
+              <w:widowControl w:val="0"/>
+              <w:spacing w:before="0" w:line="240" w:lineRule="auto"/>
+              <w:jc w:val="left"/>
+              <w:rPr/>
+            </w:pPr>
+            <w:r>
+              <w:rPr>
+                <w:rtl w:val="0"/>
+              </w:rPr>
+            </w:r>
+          </w:p>
+        </w:tc>
+      </w:tr>
+    </w:tbl>
+    <w:p>
+      <w:pPr>
+        <w:rPr/>
+      </w:pPr>
+      <w:r>
+        <w:rPr>
+          <w:rtl w:val="0"/>
+        </w:rPr>
       </w:r>
     </w:p>
     <w:sectPr>
@@ -3474,6 +3679,13 @@
     </w:rPr>
   </w:style>
   <w:style w:type="table" w:styleId="Table1">
+    <w:basedOn w:val="TableNormal"/>
+    <w:tblPr>
+      <w:tblStyleRowBandSize w:val="1"/>
+      <w:tblStyleColBandSize w:val="1"/>
+    </w:tblPr>
+  </w:style>
+  <w:style w:type="table" w:styleId="Table2">
     <w:basedOn w:val="TableNormal"/>
     <w:tblPr>
       <w:tblStyleRowBandSize w:val="1"/>
